--- a/backend-exhibits/microsoft to google standard not included (1).docx
+++ b/backend-exhibits/microsoft to google standard not included (1).docx
@@ -39,14 +39,14 @@
               <w:ind w:left="52"/>
               <w:jc w:val="center"/>
               <w:rPr>
-                <w:rFonts w:ascii="Arial" w:hAnsi="Arial" w:cs="Arial"/>
+                <w:rFonts w:ascii="Arial" w:hAnsi="Arial" w:cs="Arial" w:eastAsia="Arial"/>
                 <w:sz w:val="21"/>
                 <w:szCs w:val="21"/>
               </w:rPr>
             </w:pPr>
             <w:r>
               <w:rPr>
-                <w:rFonts w:ascii="Arial" w:eastAsia="Arial" w:hAnsi="Arial" w:cs="Arial"/>
+                <w:rFonts w:ascii="Arial" w:hAnsi="Arial" w:cs="Arial" w:eastAsia="Arial"/>
                 <w:b/>
                 <w:sz w:val="21"/>
                 <w:szCs w:val="21"/>
@@ -55,7 +55,7 @@
             </w:r>
             <w:r>
               <w:rPr>
-                <w:rFonts w:ascii="Arial" w:eastAsia="Arial" w:hAnsi="Arial" w:cs="Arial"/>
+                <w:rFonts w:ascii="Arial" w:hAnsi="Arial" w:cs="Arial" w:eastAsia="Arial"/>
                 <w:b/>
                 <w:sz w:val="21"/>
                 <w:szCs w:val="21"/>
@@ -64,7 +64,7 @@
             </w:r>
             <w:r>
               <w:rPr>
-                <w:rFonts w:ascii="Arial" w:eastAsia="Arial" w:hAnsi="Arial" w:cs="Arial"/>
+                <w:rFonts w:ascii="Arial" w:hAnsi="Arial" w:cs="Arial" w:eastAsia="Arial"/>
                 <w:b/>
                 <w:sz w:val="21"/>
                 <w:szCs w:val="21"/>
@@ -73,7 +73,7 @@
             </w:r>
             <w:r>
               <w:rPr>
-                <w:rFonts w:ascii="Arial" w:eastAsia="Arial" w:hAnsi="Arial" w:cs="Arial"/>
+                <w:rFonts w:ascii="Arial" w:hAnsi="Arial" w:cs="Arial" w:eastAsia="Arial"/>
                 <w:b/>
                 <w:sz w:val="21"/>
                 <w:szCs w:val="21"/>
@@ -82,7 +82,7 @@
             </w:r>
             <w:r>
               <w:rPr>
-                <w:rFonts w:ascii="Arial" w:eastAsia="Arial" w:hAnsi="Arial" w:cs="Arial"/>
+                <w:rFonts w:ascii="Arial" w:hAnsi="Arial" w:cs="Arial" w:eastAsia="Arial"/>
                 <w:b/>
                 <w:sz w:val="21"/>
                 <w:szCs w:val="21"/>
@@ -91,7 +91,7 @@
             </w:r>
             <w:r>
               <w:rPr>
-                <w:rFonts w:ascii="Arial" w:eastAsia="Arial" w:hAnsi="Arial" w:cs="Arial"/>
+                <w:rFonts w:ascii="Arial" w:hAnsi="Arial" w:cs="Arial" w:eastAsia="Arial"/>
                 <w:b/>
                 <w:sz w:val="21"/>
                 <w:szCs w:val="21"/>
@@ -100,7 +100,7 @@
             </w:r>
             <w:r>
               <w:rPr>
-                <w:rFonts w:ascii="Arial" w:eastAsia="Arial" w:hAnsi="Arial" w:cs="Arial"/>
+                <w:rFonts w:ascii="Arial" w:hAnsi="Arial" w:cs="Arial" w:eastAsia="Arial"/>
                 <w:b/>
                 <w:sz w:val="21"/>
                 <w:szCs w:val="21"/>
@@ -109,7 +109,7 @@
             </w:r>
             <w:r>
               <w:rPr>
-                <w:rFonts w:ascii="Arial" w:eastAsia="Arial" w:hAnsi="Arial" w:cs="Arial"/>
+                <w:rFonts w:ascii="Arial" w:hAnsi="Arial" w:cs="Arial" w:eastAsia="Arial"/>
                 <w:b/>
                 <w:sz w:val="21"/>
                 <w:szCs w:val="21"/>
@@ -137,7 +137,7 @@
             <w:pPr>
               <w:ind w:left="3"/>
               <w:rPr>
-                <w:rFonts w:ascii="Arial" w:hAnsi="Arial" w:cs="Arial"/>
+                <w:rFonts w:ascii="Arial" w:hAnsi="Arial" w:cs="Arial" w:eastAsia="Arial"/>
                 <w:b/>
                 <w:bCs/>
                 <w:sz w:val="21"/>
@@ -146,7 +146,7 @@
             </w:pPr>
             <w:r>
               <w:rPr>
-                <w:rFonts w:ascii="Arial" w:hAnsi="Arial" w:cs="Arial"/>
+                <w:rFonts w:ascii="Arial" w:hAnsi="Arial" w:cs="Arial" w:eastAsia="Arial"/>
                 <w:b/>
                 <w:bCs/>
                 <w:sz w:val="21"/>
@@ -169,14 +169,14 @@
           <w:p>
             <w:pPr>
               <w:rPr>
-                <w:rFonts w:ascii="Arial" w:hAnsi="Arial" w:cs="Arial"/>
+                <w:rFonts w:ascii="Arial" w:hAnsi="Arial" w:cs="Arial" w:eastAsia="Arial"/>
                 <w:sz w:val="21"/>
                 <w:szCs w:val="21"/>
               </w:rPr>
             </w:pPr>
             <w:r>
               <w:rPr>
-                <w:rFonts w:ascii="Arial" w:hAnsi="Arial" w:cs="Arial"/>
+                <w:rFonts w:ascii="Arial" w:hAnsi="Arial" w:cs="Arial" w:eastAsia="Arial"/>
                 <w:sz w:val="21"/>
                 <w:szCs w:val="21"/>
               </w:rPr>
@@ -231,14 +231,14 @@
               <w:ind w:left="52"/>
               <w:jc w:val="center"/>
               <w:rPr>
-                <w:rFonts w:ascii="Arial" w:hAnsi="Arial" w:cs="Arial"/>
+                <w:rFonts w:ascii="Arial" w:hAnsi="Arial" w:cs="Arial" w:eastAsia="Arial"/>
                 <w:sz w:val="21"/>
                 <w:szCs w:val="21"/>
               </w:rPr>
             </w:pPr>
             <w:r>
               <w:rPr>
-                <w:rFonts w:ascii="Arial" w:eastAsia="Arial" w:hAnsi="Arial" w:cs="Arial"/>
+                <w:rFonts w:ascii="Arial" w:hAnsi="Arial" w:cs="Arial" w:eastAsia="Arial"/>
                 <w:b/>
                 <w:sz w:val="21"/>
                 <w:szCs w:val="21"/>
@@ -247,7 +247,7 @@
             </w:r>
             <w:r>
               <w:rPr>
-                <w:rFonts w:ascii="Arial" w:eastAsia="Arial" w:hAnsi="Arial" w:cs="Arial"/>
+                <w:rFonts w:ascii="Arial" w:hAnsi="Arial" w:cs="Arial" w:eastAsia="Arial"/>
                 <w:b/>
                 <w:sz w:val="21"/>
                 <w:szCs w:val="21"/>
@@ -256,7 +256,7 @@
             </w:r>
             <w:r>
               <w:rPr>
-                <w:rFonts w:ascii="Arial" w:eastAsia="Arial" w:hAnsi="Arial" w:cs="Arial"/>
+                <w:rFonts w:ascii="Arial" w:hAnsi="Arial" w:cs="Arial" w:eastAsia="Arial"/>
                 <w:b/>
                 <w:sz w:val="21"/>
                 <w:szCs w:val="21"/>
@@ -265,7 +265,7 @@
             </w:r>
             <w:r>
               <w:rPr>
-                <w:rFonts w:ascii="Arial" w:eastAsia="Arial" w:hAnsi="Arial" w:cs="Arial"/>
+                <w:rFonts w:ascii="Arial" w:hAnsi="Arial" w:cs="Arial" w:eastAsia="Arial"/>
                 <w:b/>
                 <w:sz w:val="21"/>
                 <w:szCs w:val="21"/>
@@ -274,7 +274,7 @@
             </w:r>
             <w:r>
               <w:rPr>
-                <w:rFonts w:ascii="Arial" w:eastAsia="Arial" w:hAnsi="Arial" w:cs="Arial"/>
+                <w:rFonts w:ascii="Arial" w:hAnsi="Arial" w:cs="Arial" w:eastAsia="Arial"/>
                 <w:b/>
                 <w:sz w:val="21"/>
                 <w:szCs w:val="21"/>
@@ -302,7 +302,7 @@
             <w:pPr>
               <w:ind w:left="3"/>
               <w:rPr>
-                <w:rFonts w:ascii="Arial" w:hAnsi="Arial" w:cs="Arial"/>
+                <w:rFonts w:ascii="Arial" w:hAnsi="Arial" w:cs="Arial" w:eastAsia="Arial"/>
                 <w:b/>
                 <w:bCs/>
                 <w:sz w:val="21"/>
@@ -311,7 +311,7 @@
             </w:pPr>
             <w:r>
               <w:rPr>
-                <w:rFonts w:ascii="Arial" w:hAnsi="Arial" w:cs="Arial"/>
+                <w:rFonts w:ascii="Arial" w:hAnsi="Arial" w:cs="Arial" w:eastAsia="Arial"/>
                 <w:b/>
                 <w:bCs/>
                 <w:sz w:val="21"/>
@@ -334,14 +334,14 @@
           <w:p>
             <w:pPr>
               <w:rPr>
-                <w:rFonts w:ascii="Arial" w:hAnsi="Arial" w:cs="Arial"/>
+                <w:rFonts w:ascii="Arial" w:hAnsi="Arial" w:cs="Arial" w:eastAsia="Arial"/>
                 <w:sz w:val="21"/>
                 <w:szCs w:val="21"/>
               </w:rPr>
             </w:pPr>
             <w:r>
               <w:rPr>
-                <w:rFonts w:ascii="Arial" w:hAnsi="Arial" w:cs="Arial"/>
+                <w:rFonts w:ascii="Arial" w:hAnsi="Arial" w:cs="Arial" w:eastAsia="Arial"/>
                 <w:sz w:val="21"/>
                 <w:szCs w:val="21"/>
               </w:rPr>
@@ -367,10 +367,10 @@
   <w:docDefaults>
     <w:rPrDefault>
       <w:rPr>
-        <w:rFonts w:asciiTheme="minorHAnsi" w:eastAsiaTheme="minorHAnsi" w:hAnsiTheme="minorHAnsi" w:cstheme="minorBidi"/>
+        <w:rFonts w:ascii="Arial" w:hAnsi="Arial" w:cs="Arial" w:eastAsia="Arial"/>
         <w:kern w:val="2"/>
-        <w:sz w:val="24"/>
-        <w:szCs w:val="24"/>
+        <w:sz w:val="21"/>
+        <w:szCs w:val="21"/>
         <w:lang w:val="en-IN" w:eastAsia="en-US" w:bidi="ar-SA"/>
         <w14:ligatures w14:val="standardContextual"/>
       </w:rPr>
@@ -767,9 +767,9 @@
       <w:spacing w:line="259" w:lineRule="auto"/>
     </w:pPr>
     <w:rPr>
-      <w:rFonts w:ascii="Calibri" w:eastAsia="Calibri" w:hAnsi="Calibri" w:cs="Calibri"/>
+      <w:rFonts w:ascii="Arial" w:hAnsi="Arial" w:cs="Arial" w:eastAsia="Arial"/>
       <w:color w:val="000000"/>
-      <w:sz w:val="22"/>
+      <w:sz w:val="21"/>
       <w:lang w:eastAsia="en-IN"/>
     </w:rPr>
   </w:style>
@@ -788,10 +788,10 @@
       <w:outlineLvl w:val="0"/>
     </w:pPr>
     <w:rPr>
-      <w:rFonts w:asciiTheme="majorHAnsi" w:eastAsiaTheme="majorEastAsia" w:hAnsiTheme="majorHAnsi" w:cstheme="majorBidi"/>
+      <w:rFonts w:ascii="Arial" w:hAnsi="Arial" w:cs="Arial" w:eastAsia="Arial"/>
       <w:color w:val="0F4761" w:themeColor="accent1" w:themeShade="BF"/>
-      <w:sz w:val="40"/>
-      <w:szCs w:val="40"/>
+      <w:sz w:val="21"/>
+      <w:szCs w:val="21"/>
       <w:lang w:eastAsia="en-US"/>
     </w:rPr>
   </w:style>
@@ -812,10 +812,10 @@
       <w:outlineLvl w:val="1"/>
     </w:pPr>
     <w:rPr>
-      <w:rFonts w:asciiTheme="majorHAnsi" w:eastAsiaTheme="majorEastAsia" w:hAnsiTheme="majorHAnsi" w:cstheme="majorBidi"/>
+      <w:rFonts w:ascii="Arial" w:hAnsi="Arial" w:cs="Arial" w:eastAsia="Arial"/>
       <w:color w:val="0F4761" w:themeColor="accent1" w:themeShade="BF"/>
-      <w:sz w:val="32"/>
-      <w:szCs w:val="32"/>
+      <w:sz w:val="21"/>
+      <w:szCs w:val="21"/>
       <w:lang w:eastAsia="en-US"/>
     </w:rPr>
   </w:style>
@@ -836,10 +836,10 @@
       <w:outlineLvl w:val="2"/>
     </w:pPr>
     <w:rPr>
-      <w:rFonts w:asciiTheme="minorHAnsi" w:eastAsiaTheme="majorEastAsia" w:hAnsiTheme="minorHAnsi" w:cstheme="majorBidi"/>
+      <w:rFonts w:ascii="Arial" w:hAnsi="Arial" w:cs="Arial" w:eastAsia="Arial"/>
       <w:color w:val="0F4761" w:themeColor="accent1" w:themeShade="BF"/>
-      <w:sz w:val="28"/>
-      <w:szCs w:val="28"/>
+      <w:sz w:val="21"/>
+      <w:szCs w:val="21"/>
       <w:lang w:eastAsia="en-US"/>
     </w:rPr>
   </w:style>
@@ -860,11 +860,11 @@
       <w:outlineLvl w:val="3"/>
     </w:pPr>
     <w:rPr>
-      <w:rFonts w:asciiTheme="minorHAnsi" w:eastAsiaTheme="majorEastAsia" w:hAnsiTheme="minorHAnsi" w:cstheme="majorBidi"/>
+      <w:rFonts w:ascii="Arial" w:hAnsi="Arial" w:cs="Arial" w:eastAsia="Arial"/>
       <w:i/>
       <w:iCs/>
       <w:color w:val="0F4761" w:themeColor="accent1" w:themeShade="BF"/>
-      <w:sz w:val="24"/>
+      <w:sz w:val="21"/>
       <w:lang w:eastAsia="en-US"/>
     </w:rPr>
   </w:style>
@@ -885,9 +885,9 @@
       <w:outlineLvl w:val="4"/>
     </w:pPr>
     <w:rPr>
-      <w:rFonts w:asciiTheme="minorHAnsi" w:eastAsiaTheme="majorEastAsia" w:hAnsiTheme="minorHAnsi" w:cstheme="majorBidi"/>
+      <w:rFonts w:ascii="Arial" w:hAnsi="Arial" w:cs="Arial" w:eastAsia="Arial"/>
       <w:color w:val="0F4761" w:themeColor="accent1" w:themeShade="BF"/>
-      <w:sz w:val="24"/>
+      <w:sz w:val="21"/>
       <w:lang w:eastAsia="en-US"/>
     </w:rPr>
   </w:style>
@@ -908,11 +908,11 @@
       <w:outlineLvl w:val="5"/>
     </w:pPr>
     <w:rPr>
-      <w:rFonts w:asciiTheme="minorHAnsi" w:eastAsiaTheme="majorEastAsia" w:hAnsiTheme="minorHAnsi" w:cstheme="majorBidi"/>
+      <w:rFonts w:ascii="Arial" w:hAnsi="Arial" w:cs="Arial" w:eastAsia="Arial"/>
       <w:i/>
       <w:iCs/>
       <w:color w:val="595959" w:themeColor="text1" w:themeTint="A6"/>
-      <w:sz w:val="24"/>
+      <w:sz w:val="21"/>
       <w:lang w:eastAsia="en-US"/>
     </w:rPr>
   </w:style>
@@ -933,9 +933,9 @@
       <w:outlineLvl w:val="6"/>
     </w:pPr>
     <w:rPr>
-      <w:rFonts w:asciiTheme="minorHAnsi" w:eastAsiaTheme="majorEastAsia" w:hAnsiTheme="minorHAnsi" w:cstheme="majorBidi"/>
+      <w:rFonts w:ascii="Arial" w:hAnsi="Arial" w:cs="Arial" w:eastAsia="Arial"/>
       <w:color w:val="595959" w:themeColor="text1" w:themeTint="A6"/>
-      <w:sz w:val="24"/>
+      <w:sz w:val="21"/>
       <w:lang w:eastAsia="en-US"/>
     </w:rPr>
   </w:style>
@@ -956,11 +956,11 @@
       <w:outlineLvl w:val="7"/>
     </w:pPr>
     <w:rPr>
-      <w:rFonts w:asciiTheme="minorHAnsi" w:eastAsiaTheme="majorEastAsia" w:hAnsiTheme="minorHAnsi" w:cstheme="majorBidi"/>
+      <w:rFonts w:ascii="Arial" w:hAnsi="Arial" w:cs="Arial" w:eastAsia="Arial"/>
       <w:i/>
       <w:iCs/>
       <w:color w:val="272727" w:themeColor="text1" w:themeTint="D8"/>
-      <w:sz w:val="24"/>
+      <w:sz w:val="21"/>
       <w:lang w:eastAsia="en-US"/>
     </w:rPr>
   </w:style>
@@ -981,9 +981,9 @@
       <w:outlineLvl w:val="8"/>
     </w:pPr>
     <w:rPr>
-      <w:rFonts w:asciiTheme="minorHAnsi" w:eastAsiaTheme="majorEastAsia" w:hAnsiTheme="minorHAnsi" w:cstheme="majorBidi"/>
+      <w:rFonts w:ascii="Arial" w:hAnsi="Arial" w:cs="Arial" w:eastAsia="Arial"/>
       <w:color w:val="272727" w:themeColor="text1" w:themeTint="D8"/>
-      <w:sz w:val="24"/>
+      <w:sz w:val="21"/>
       <w:lang w:eastAsia="en-US"/>
     </w:rPr>
   </w:style>
@@ -1021,10 +1021,10 @@
     <w:uiPriority w:val="9"/>
     <w:rsid w:val="00C44E90"/>
     <w:rPr>
-      <w:rFonts w:asciiTheme="majorHAnsi" w:eastAsiaTheme="majorEastAsia" w:hAnsiTheme="majorHAnsi" w:cstheme="majorBidi"/>
+      <w:rFonts w:ascii="Arial" w:hAnsi="Arial" w:cs="Arial" w:eastAsia="Arial"/>
       <w:color w:val="0F4761" w:themeColor="accent1" w:themeShade="BF"/>
-      <w:sz w:val="40"/>
-      <w:szCs w:val="40"/>
+      <w:sz w:val="21"/>
+      <w:szCs w:val="21"/>
     </w:rPr>
   </w:style>
   <w:style w:type="character" w:customStyle="1" w:styleId="Heading2Char">
@@ -1035,10 +1035,10 @@
     <w:semiHidden/>
     <w:rsid w:val="00C44E90"/>
     <w:rPr>
-      <w:rFonts w:asciiTheme="majorHAnsi" w:eastAsiaTheme="majorEastAsia" w:hAnsiTheme="majorHAnsi" w:cstheme="majorBidi"/>
+      <w:rFonts w:ascii="Arial" w:hAnsi="Arial" w:cs="Arial" w:eastAsia="Arial"/>
       <w:color w:val="0F4761" w:themeColor="accent1" w:themeShade="BF"/>
-      <w:sz w:val="32"/>
-      <w:szCs w:val="32"/>
+      <w:sz w:val="21"/>
+      <w:szCs w:val="21"/>
     </w:rPr>
   </w:style>
   <w:style w:type="character" w:customStyle="1" w:styleId="Heading3Char">
@@ -1049,10 +1049,10 @@
     <w:semiHidden/>
     <w:rsid w:val="00C44E90"/>
     <w:rPr>
-      <w:rFonts w:eastAsiaTheme="majorEastAsia" w:cstheme="majorBidi"/>
+      <w:rFonts w:ascii="Arial" w:hAnsi="Arial" w:cs="Arial" w:eastAsia="Arial"/>
       <w:color w:val="0F4761" w:themeColor="accent1" w:themeShade="BF"/>
-      <w:sz w:val="28"/>
-      <w:szCs w:val="28"/>
+      <w:sz w:val="21"/>
+      <w:szCs w:val="21"/>
     </w:rPr>
   </w:style>
   <w:style w:type="character" w:customStyle="1" w:styleId="Heading4Char">
@@ -1063,7 +1063,7 @@
     <w:semiHidden/>
     <w:rsid w:val="00C44E90"/>
     <w:rPr>
-      <w:rFonts w:eastAsiaTheme="majorEastAsia" w:cstheme="majorBidi"/>
+      <w:rFonts w:ascii="Arial" w:hAnsi="Arial" w:cs="Arial" w:eastAsia="Arial"/>
       <w:i/>
       <w:iCs/>
       <w:color w:val="0F4761" w:themeColor="accent1" w:themeShade="BF"/>
@@ -1077,7 +1077,7 @@
     <w:semiHidden/>
     <w:rsid w:val="00C44E90"/>
     <w:rPr>
-      <w:rFonts w:eastAsiaTheme="majorEastAsia" w:cstheme="majorBidi"/>
+      <w:rFonts w:ascii="Arial" w:hAnsi="Arial" w:cs="Arial" w:eastAsia="Arial"/>
       <w:color w:val="0F4761" w:themeColor="accent1" w:themeShade="BF"/>
     </w:rPr>
   </w:style>
@@ -1089,7 +1089,7 @@
     <w:semiHidden/>
     <w:rsid w:val="00C44E90"/>
     <w:rPr>
-      <w:rFonts w:eastAsiaTheme="majorEastAsia" w:cstheme="majorBidi"/>
+      <w:rFonts w:ascii="Arial" w:hAnsi="Arial" w:cs="Arial" w:eastAsia="Arial"/>
       <w:i/>
       <w:iCs/>
       <w:color w:val="595959" w:themeColor="text1" w:themeTint="A6"/>
@@ -1103,7 +1103,7 @@
     <w:semiHidden/>
     <w:rsid w:val="00C44E90"/>
     <w:rPr>
-      <w:rFonts w:eastAsiaTheme="majorEastAsia" w:cstheme="majorBidi"/>
+      <w:rFonts w:ascii="Arial" w:hAnsi="Arial" w:cs="Arial" w:eastAsia="Arial"/>
       <w:color w:val="595959" w:themeColor="text1" w:themeTint="A6"/>
     </w:rPr>
   </w:style>
@@ -1115,7 +1115,7 @@
     <w:semiHidden/>
     <w:rsid w:val="00C44E90"/>
     <w:rPr>
-      <w:rFonts w:eastAsiaTheme="majorEastAsia" w:cstheme="majorBidi"/>
+      <w:rFonts w:ascii="Arial" w:hAnsi="Arial" w:cs="Arial" w:eastAsia="Arial"/>
       <w:i/>
       <w:iCs/>
       <w:color w:val="272727" w:themeColor="text1" w:themeTint="D8"/>
@@ -1129,7 +1129,7 @@
     <w:semiHidden/>
     <w:rsid w:val="00C44E90"/>
     <w:rPr>
-      <w:rFonts w:eastAsiaTheme="majorEastAsia" w:cstheme="majorBidi"/>
+      <w:rFonts w:ascii="Arial" w:hAnsi="Arial" w:cs="Arial" w:eastAsia="Arial"/>
       <w:color w:val="272727" w:themeColor="text1" w:themeTint="D8"/>
     </w:rPr>
   </w:style>
@@ -1146,12 +1146,12 @@
       <w:contextualSpacing/>
     </w:pPr>
     <w:rPr>
-      <w:rFonts w:asciiTheme="majorHAnsi" w:eastAsiaTheme="majorEastAsia" w:hAnsiTheme="majorHAnsi" w:cstheme="majorBidi"/>
+      <w:rFonts w:ascii="Arial" w:hAnsi="Arial" w:cs="Arial" w:eastAsia="Arial"/>
       <w:color w:val="auto"/>
       <w:spacing w:val="-10"/>
       <w:kern w:val="28"/>
-      <w:sz w:val="56"/>
-      <w:szCs w:val="56"/>
+      <w:sz w:val="21"/>
+      <w:szCs w:val="21"/>
       <w:lang w:eastAsia="en-US"/>
     </w:rPr>
   </w:style>
@@ -1162,11 +1162,11 @@
     <w:uiPriority w:val="10"/>
     <w:rsid w:val="00C44E90"/>
     <w:rPr>
-      <w:rFonts w:asciiTheme="majorHAnsi" w:eastAsiaTheme="majorEastAsia" w:hAnsiTheme="majorHAnsi" w:cstheme="majorBidi"/>
+      <w:rFonts w:ascii="Arial" w:hAnsi="Arial" w:cs="Arial" w:eastAsia="Arial"/>
       <w:spacing w:val="-10"/>
       <w:kern w:val="28"/>
-      <w:sz w:val="56"/>
-      <w:szCs w:val="56"/>
+      <w:sz w:val="21"/>
+      <w:szCs w:val="21"/>
     </w:rPr>
   </w:style>
   <w:style w:type="paragraph" w:styleId="Subtitle">
@@ -1184,11 +1184,11 @@
       <w:spacing w:line="278" w:lineRule="auto"/>
     </w:pPr>
     <w:rPr>
-      <w:rFonts w:asciiTheme="minorHAnsi" w:eastAsiaTheme="majorEastAsia" w:hAnsiTheme="minorHAnsi" w:cstheme="majorBidi"/>
+      <w:rFonts w:ascii="Arial" w:hAnsi="Arial" w:cs="Arial" w:eastAsia="Arial"/>
       <w:color w:val="595959" w:themeColor="text1" w:themeTint="A6"/>
       <w:spacing w:val="15"/>
-      <w:sz w:val="28"/>
-      <w:szCs w:val="28"/>
+      <w:sz w:val="21"/>
+      <w:szCs w:val="21"/>
       <w:lang w:eastAsia="en-US"/>
     </w:rPr>
   </w:style>
@@ -1199,11 +1199,11 @@
     <w:uiPriority w:val="11"/>
     <w:rsid w:val="00C44E90"/>
     <w:rPr>
-      <w:rFonts w:eastAsiaTheme="majorEastAsia" w:cstheme="majorBidi"/>
+      <w:rFonts w:ascii="Arial" w:hAnsi="Arial" w:cs="Arial" w:eastAsia="Arial"/>
       <w:color w:val="595959" w:themeColor="text1" w:themeTint="A6"/>
       <w:spacing w:val="15"/>
-      <w:sz w:val="28"/>
-      <w:szCs w:val="28"/>
+      <w:sz w:val="21"/>
+      <w:szCs w:val="21"/>
     </w:rPr>
   </w:style>
   <w:style w:type="paragraph" w:styleId="Quote">
@@ -1219,11 +1219,11 @@
       <w:jc w:val="center"/>
     </w:pPr>
     <w:rPr>
-      <w:rFonts w:asciiTheme="minorHAnsi" w:eastAsiaTheme="minorHAnsi" w:hAnsiTheme="minorHAnsi" w:cstheme="minorBidi"/>
+      <w:rFonts w:ascii="Arial" w:hAnsi="Arial" w:cs="Arial" w:eastAsia="Arial"/>
       <w:i/>
       <w:iCs/>
       <w:color w:val="404040" w:themeColor="text1" w:themeTint="BF"/>
-      <w:sz w:val="24"/>
+      <w:sz w:val="21"/>
       <w:lang w:eastAsia="en-US"/>
     </w:rPr>
   </w:style>
@@ -1251,9 +1251,9 @@
       <w:contextualSpacing/>
     </w:pPr>
     <w:rPr>
-      <w:rFonts w:asciiTheme="minorHAnsi" w:eastAsiaTheme="minorHAnsi" w:hAnsiTheme="minorHAnsi" w:cstheme="minorBidi"/>
+      <w:rFonts w:ascii="Arial" w:hAnsi="Arial" w:cs="Arial" w:eastAsia="Arial"/>
       <w:color w:val="auto"/>
-      <w:sz w:val="24"/>
+      <w:sz w:val="21"/>
       <w:lang w:eastAsia="en-US"/>
     </w:rPr>
   </w:style>
@@ -1287,11 +1287,11 @@
       <w:jc w:val="center"/>
     </w:pPr>
     <w:rPr>
-      <w:rFonts w:asciiTheme="minorHAnsi" w:eastAsiaTheme="minorHAnsi" w:hAnsiTheme="minorHAnsi" w:cstheme="minorBidi"/>
+      <w:rFonts w:ascii="Arial" w:hAnsi="Arial" w:cs="Arial" w:eastAsia="Arial"/>
       <w:i/>
       <w:iCs/>
       <w:color w:val="0F4761" w:themeColor="accent1" w:themeShade="BF"/>
-      <w:sz w:val="24"/>
+      <w:sz w:val="21"/>
       <w:lang w:eastAsia="en-US"/>
     </w:rPr>
   </w:style>
@@ -1328,7 +1328,7 @@
       <w:spacing w:after="0" w:line="240" w:lineRule="auto"/>
     </w:pPr>
     <w:rPr>
-      <w:rFonts w:eastAsiaTheme="minorEastAsia"/>
+      <w:rFonts w:ascii="Arial" w:hAnsi="Arial" w:cs="Arial" w:eastAsia="Arial"/>
       <w:lang w:eastAsia="en-IN"/>
     </w:rPr>
     <w:tblPr>
